--- a/Invoice/Invoice Prudential.docx
+++ b/Invoice/Invoice Prudential.docx
@@ -1,6 +1,6 @@
 
 <file path=word/document.xml><?xml version="1.0" encoding="utf-8"?>
-<w:document xmlns:wpc="http://schemas.microsoft.com/office/word/2010/wordprocessingCanvas" xmlns:cx="http://schemas.microsoft.com/office/drawing/2014/chartex" xmlns:cx1="http://schemas.microsoft.com/office/drawing/2015/9/8/chartex" xmlns:cx2="http://schemas.microsoft.com/office/drawing/2015/10/21/chartex" xmlns:cx3="http://schemas.microsoft.com/office/drawing/2016/5/9/chartex" xmlns:cx4="http://schemas.microsoft.com/office/drawing/2016/5/10/chartex" xmlns:cx5="http://schemas.microsoft.com/office/drawing/2016/5/11/chartex" xmlns:cx6="http://schemas.microsoft.com/office/drawing/2016/5/12/chartex" xmlns:cx7="http://schemas.microsoft.com/office/drawing/2016/5/13/chartex" xmlns:cx8="http://schemas.microsoft.com/office/drawing/2016/5/14/chartex" xmlns:mc="http://schemas.openxmlformats.org/markup-compatibility/2006" xmlns:aink="http://schemas.microsoft.com/office/drawing/2016/ink" xmlns:am3d="http://schemas.microsoft.com/office/drawing/2017/model3d" xmlns:o="urn:schemas-microsoft-com:office:office" xmlns:oel="http://schemas.microsoft.com/office/2019/extlst" xmlns:r="http://schemas.openxmlformats.org/officeDocument/2006/relationships" xmlns:m="http://schemas.openxmlformats.org/officeDocument/2006/math" xmlns:v="urn:schemas-microsoft-com:vml" xmlns:wp14="http://schemas.microsoft.com/office/word/2010/wordprocessingDrawing" xmlns:wp="http://schemas.openxmlformats.org/drawingml/2006/wordprocessingDrawing" xmlns:w10="urn:schemas-microsoft-com:office:word" xmlns:w="http://schemas.openxmlformats.org/wordprocessingml/2006/main" xmlns:w14="http://schemas.microsoft.com/office/word/2010/wordml" xmlns:w15="http://schemas.microsoft.com/office/word/2012/wordml" xmlns:w16cei="http://schemas.microsoft.com/office/word/2026/wordml/cei" xmlns:w16cex="http://schemas.microsoft.com/office/word/2018/wordml/cex" xmlns:w16cid="http://schemas.microsoft.com/office/word/2016/wordml/cid" xmlns:w16="http://schemas.microsoft.com/office/word/2018/wordml" xmlns:w16du="http://schemas.microsoft.com/office/word/2023/wordml/word16du" xmlns:w16sdtdh="http://schemas.microsoft.com/office/word/2020/wordml/sdtdatahash" xmlns:w16sdtfl="http://schemas.microsoft.com/office/word/2024/wordml/sdtformatlock" xmlns:w16se="http://schemas.microsoft.com/office/word/2015/wordml/symex" xmlns:wpg="http://schemas.microsoft.com/office/word/2010/wordprocessingGroup" xmlns:wpi="http://schemas.microsoft.com/office/word/2010/wordprocessingInk" xmlns:wne="http://schemas.microsoft.com/office/word/2006/wordml" xmlns:wps="http://schemas.microsoft.com/office/word/2010/wordprocessingShape" mc:Ignorable="w14 w15 w16se w16cid w16 w16cex w16sdtdh w16sdtfl w16du wp14">
+<w:document xmlns:wpc="http://schemas.microsoft.com/office/word/2010/wordprocessingCanvas" xmlns:cx="http://schemas.microsoft.com/office/drawing/2014/chartex" xmlns:cx1="http://schemas.microsoft.com/office/drawing/2015/9/8/chartex" xmlns:cx2="http://schemas.microsoft.com/office/drawing/2015/10/21/chartex" xmlns:cx3="http://schemas.microsoft.com/office/drawing/2016/5/9/chartex" xmlns:cx4="http://schemas.microsoft.com/office/drawing/2016/5/10/chartex" xmlns:cx5="http://schemas.microsoft.com/office/drawing/2016/5/11/chartex" xmlns:cx6="http://schemas.microsoft.com/office/drawing/2016/5/12/chartex" xmlns:cx7="http://schemas.microsoft.com/office/drawing/2016/5/13/chartex" xmlns:cx8="http://schemas.microsoft.com/office/drawing/2016/5/14/chartex" xmlns:mc="http://schemas.openxmlformats.org/markup-compatibility/2006" xmlns:aink="http://schemas.microsoft.com/office/drawing/2016/ink" xmlns:am3d="http://schemas.microsoft.com/office/drawing/2017/model3d" xmlns:o="urn:schemas-microsoft-com:office:office" xmlns:r="http://schemas.openxmlformats.org/officeDocument/2006/relationships" xmlns:m="http://schemas.openxmlformats.org/officeDocument/2006/math" xmlns:v="urn:schemas-microsoft-com:vml" xmlns:wp14="http://schemas.microsoft.com/office/word/2010/wordprocessingDrawing" xmlns:wp="http://schemas.openxmlformats.org/drawingml/2006/wordprocessingDrawing" xmlns:w10="urn:schemas-microsoft-com:office:word" xmlns:w="http://schemas.openxmlformats.org/wordprocessingml/2006/main" xmlns:w14="http://schemas.microsoft.com/office/word/2010/wordml" xmlns:w15="http://schemas.microsoft.com/office/word/2012/wordml" xmlns:w16cex="http://schemas.microsoft.com/office/word/2018/wordml/cex" xmlns:w16cid="http://schemas.microsoft.com/office/word/2016/wordml/cid" xmlns:w16="http://schemas.microsoft.com/office/word/2018/wordml" xmlns:w16sdtdh="http://schemas.microsoft.com/office/word/2020/wordml/sdtdatahash" xmlns:w16se="http://schemas.microsoft.com/office/word/2015/wordml/symex" xmlns:wpg="http://schemas.microsoft.com/office/word/2010/wordprocessingGroup" xmlns:wpi="http://schemas.microsoft.com/office/word/2010/wordprocessingInk" xmlns:wne="http://schemas.microsoft.com/office/word/2006/wordml" xmlns:wps="http://schemas.microsoft.com/office/word/2010/wordprocessingShape" mc:Ignorable="w14 w15 w16se w16cid w16 w16cex w16sdtdh wp14">
   <w:body>
     <w:p>
       <w:pPr>
@@ -45,7 +45,15 @@
         <w:tab/>
       </w:r>
       <w:r>
-        <w:t>: 04 Agustus 2026</w:t>
+        <w:t xml:space="preserve">: 04 </w:t>
+      </w:r>
+      <w:proofErr w:type="spellStart"/>
+      <w:r>
+        <w:t>Agustus</w:t>
+      </w:r>
+      <w:proofErr w:type="spellEnd"/>
+      <w:r>
+        <w:t xml:space="preserve"> 2026</w:t>
       </w:r>
       <w:r>
         <w:br/>
@@ -190,10 +198,7 @@
               <w:cnfStyle w:val="000000100000" w:firstRow="0" w:lastRow="0" w:firstColumn="0" w:lastColumn="0" w:oddVBand="0" w:evenVBand="0" w:oddHBand="1" w:evenHBand="0" w:firstRowFirstColumn="0" w:firstRowLastColumn="0" w:lastRowFirstColumn="0" w:lastRowLastColumn="0"/>
             </w:pPr>
             <w:r>
-              <w:t>Daisy Class</w:t>
-            </w:r>
-            <w:r>
-              <w:t xml:space="preserve"> </w:t>
+              <w:t xml:space="preserve">Daisy Class </w:t>
             </w:r>
             <w:r>
               <w:t xml:space="preserve">(55 </w:t>
@@ -323,7 +328,13 @@
               <w:t>Rp</w:t>
             </w:r>
             <w:r>
-              <w:t>1.688.000</w:t>
+              <w:t>1.6</w:t>
+            </w:r>
+            <w:r>
+              <w:t>6</w:t>
+            </w:r>
+            <w:r>
+              <w:t>8.000</w:t>
             </w:r>
           </w:p>
         </w:tc>
@@ -351,7 +362,10 @@
               <w:spacing w:after="0"/>
             </w:pPr>
             <w:r>
-              <w:t>Rp __________</w:t>
+              <w:t xml:space="preserve">Rp </w:t>
+            </w:r>
+            <w:r>
+              <w:t>__________</w:t>
             </w:r>
           </w:p>
         </w:tc>
@@ -382,7 +396,13 @@
               <w:t>Rp</w:t>
             </w:r>
             <w:r>
-              <w:t>1.688.000</w:t>
+              <w:t>1.6</w:t>
+            </w:r>
+            <w:r>
+              <w:t>6</w:t>
+            </w:r>
+            <w:r>
+              <w:t>8.000</w:t>
             </w:r>
           </w:p>
         </w:tc>
@@ -500,6 +520,8 @@
       </w:r>
       <w:r>
         <w:br/>
+      </w:r>
+      <w:r>
         <w:t xml:space="preserve">- Kirim bukti transfer kepada admin </w:t>
       </w:r>
       <w:r>
@@ -561,7 +583,7 @@
 </file>
 
 <file path=word/endnotes.xml><?xml version="1.0" encoding="utf-8"?>
-<w:endnotes xmlns:wpc="http://schemas.microsoft.com/office/word/2010/wordprocessingCanvas" xmlns:cx="http://schemas.microsoft.com/office/drawing/2014/chartex" xmlns:cx1="http://schemas.microsoft.com/office/drawing/2015/9/8/chartex" xmlns:cx2="http://schemas.microsoft.com/office/drawing/2015/10/21/chartex" xmlns:cx3="http://schemas.microsoft.com/office/drawing/2016/5/9/chartex" xmlns:cx4="http://schemas.microsoft.com/office/drawing/2016/5/10/chartex" xmlns:cx5="http://schemas.microsoft.com/office/drawing/2016/5/11/chartex" xmlns:cx6="http://schemas.microsoft.com/office/drawing/2016/5/12/chartex" xmlns:cx7="http://schemas.microsoft.com/office/drawing/2016/5/13/chartex" xmlns:cx8="http://schemas.microsoft.com/office/drawing/2016/5/14/chartex" xmlns:mc="http://schemas.openxmlformats.org/markup-compatibility/2006" xmlns:aink="http://schemas.microsoft.com/office/drawing/2016/ink" xmlns:am3d="http://schemas.microsoft.com/office/drawing/2017/model3d" xmlns:o="urn:schemas-microsoft-com:office:office" xmlns:oel="http://schemas.microsoft.com/office/2019/extlst" xmlns:r="http://schemas.openxmlformats.org/officeDocument/2006/relationships" xmlns:m="http://schemas.openxmlformats.org/officeDocument/2006/math" xmlns:v="urn:schemas-microsoft-com:vml" xmlns:wp14="http://schemas.microsoft.com/office/word/2010/wordprocessingDrawing" xmlns:wp="http://schemas.openxmlformats.org/drawingml/2006/wordprocessingDrawing" xmlns:w10="urn:schemas-microsoft-com:office:word" xmlns:w="http://schemas.openxmlformats.org/wordprocessingml/2006/main" xmlns:w14="http://schemas.microsoft.com/office/word/2010/wordml" xmlns:w15="http://schemas.microsoft.com/office/word/2012/wordml" xmlns:w16cei="http://schemas.microsoft.com/office/word/2026/wordml/cei" xmlns:w16cex="http://schemas.microsoft.com/office/word/2018/wordml/cex" xmlns:w16cid="http://schemas.microsoft.com/office/word/2016/wordml/cid" xmlns:w16="http://schemas.microsoft.com/office/word/2018/wordml" xmlns:w16du="http://schemas.microsoft.com/office/word/2023/wordml/word16du" xmlns:w16sdtdh="http://schemas.microsoft.com/office/word/2020/wordml/sdtdatahash" xmlns:w16sdtfl="http://schemas.microsoft.com/office/word/2024/wordml/sdtformatlock" xmlns:w16se="http://schemas.microsoft.com/office/word/2015/wordml/symex" xmlns:wpg="http://schemas.microsoft.com/office/word/2010/wordprocessingGroup" xmlns:wpi="http://schemas.microsoft.com/office/word/2010/wordprocessingInk" xmlns:wne="http://schemas.microsoft.com/office/word/2006/wordml" xmlns:wps="http://schemas.microsoft.com/office/word/2010/wordprocessingShape" mc:Ignorable="w14 w15 w16se w16cid w16 w16cex w16sdtdh w16sdtfl w16du wp14">
+<w:endnotes xmlns:wpc="http://schemas.microsoft.com/office/word/2010/wordprocessingCanvas" xmlns:cx="http://schemas.microsoft.com/office/drawing/2014/chartex" xmlns:cx1="http://schemas.microsoft.com/office/drawing/2015/9/8/chartex" xmlns:cx2="http://schemas.microsoft.com/office/drawing/2015/10/21/chartex" xmlns:cx3="http://schemas.microsoft.com/office/drawing/2016/5/9/chartex" xmlns:cx4="http://schemas.microsoft.com/office/drawing/2016/5/10/chartex" xmlns:cx5="http://schemas.microsoft.com/office/drawing/2016/5/11/chartex" xmlns:cx6="http://schemas.microsoft.com/office/drawing/2016/5/12/chartex" xmlns:cx7="http://schemas.microsoft.com/office/drawing/2016/5/13/chartex" xmlns:cx8="http://schemas.microsoft.com/office/drawing/2016/5/14/chartex" xmlns:mc="http://schemas.openxmlformats.org/markup-compatibility/2006" xmlns:aink="http://schemas.microsoft.com/office/drawing/2016/ink" xmlns:am3d="http://schemas.microsoft.com/office/drawing/2017/model3d" xmlns:o="urn:schemas-microsoft-com:office:office" xmlns:r="http://schemas.openxmlformats.org/officeDocument/2006/relationships" xmlns:m="http://schemas.openxmlformats.org/officeDocument/2006/math" xmlns:v="urn:schemas-microsoft-com:vml" xmlns:wp14="http://schemas.microsoft.com/office/word/2010/wordprocessingDrawing" xmlns:wp="http://schemas.openxmlformats.org/drawingml/2006/wordprocessingDrawing" xmlns:w10="urn:schemas-microsoft-com:office:word" xmlns:w="http://schemas.openxmlformats.org/wordprocessingml/2006/main" xmlns:w14="http://schemas.microsoft.com/office/word/2010/wordml" xmlns:w15="http://schemas.microsoft.com/office/word/2012/wordml" xmlns:w16cex="http://schemas.microsoft.com/office/word/2018/wordml/cex" xmlns:w16cid="http://schemas.microsoft.com/office/word/2016/wordml/cid" xmlns:w16="http://schemas.microsoft.com/office/word/2018/wordml" xmlns:w16sdtdh="http://schemas.microsoft.com/office/word/2020/wordml/sdtdatahash" xmlns:w16se="http://schemas.microsoft.com/office/word/2015/wordml/symex" xmlns:wpg="http://schemas.microsoft.com/office/word/2010/wordprocessingGroup" xmlns:wpi="http://schemas.microsoft.com/office/word/2010/wordprocessingInk" xmlns:wne="http://schemas.microsoft.com/office/word/2006/wordml" xmlns:wps="http://schemas.microsoft.com/office/word/2010/wordprocessingShape" mc:Ignorable="w14 w15 w16se w16cid w16 w16cex w16sdtdh wp14">
   <w:endnote w:type="separator" w:id="-1">
     <w:p>
       <w:pPr>
@@ -586,7 +608,7 @@
 </file>
 
 <file path=word/footnotes.xml><?xml version="1.0" encoding="utf-8"?>
-<w:footnotes xmlns:wpc="http://schemas.microsoft.com/office/word/2010/wordprocessingCanvas" xmlns:cx="http://schemas.microsoft.com/office/drawing/2014/chartex" xmlns:cx1="http://schemas.microsoft.com/office/drawing/2015/9/8/chartex" xmlns:cx2="http://schemas.microsoft.com/office/drawing/2015/10/21/chartex" xmlns:cx3="http://schemas.microsoft.com/office/drawing/2016/5/9/chartex" xmlns:cx4="http://schemas.microsoft.com/office/drawing/2016/5/10/chartex" xmlns:cx5="http://schemas.microsoft.com/office/drawing/2016/5/11/chartex" xmlns:cx6="http://schemas.microsoft.com/office/drawing/2016/5/12/chartex" xmlns:cx7="http://schemas.microsoft.com/office/drawing/2016/5/13/chartex" xmlns:cx8="http://schemas.microsoft.com/office/drawing/2016/5/14/chartex" xmlns:mc="http://schemas.openxmlformats.org/markup-compatibility/2006" xmlns:aink="http://schemas.microsoft.com/office/drawing/2016/ink" xmlns:am3d="http://schemas.microsoft.com/office/drawing/2017/model3d" xmlns:o="urn:schemas-microsoft-com:office:office" xmlns:oel="http://schemas.microsoft.com/office/2019/extlst" xmlns:r="http://schemas.openxmlformats.org/officeDocument/2006/relationships" xmlns:m="http://schemas.openxmlformats.org/officeDocument/2006/math" xmlns:v="urn:schemas-microsoft-com:vml" xmlns:wp14="http://schemas.microsoft.com/office/word/2010/wordprocessingDrawing" xmlns:wp="http://schemas.openxmlformats.org/drawingml/2006/wordprocessingDrawing" xmlns:w10="urn:schemas-microsoft-com:office:word" xmlns:w="http://schemas.openxmlformats.org/wordprocessingml/2006/main" xmlns:w14="http://schemas.microsoft.com/office/word/2010/wordml" xmlns:w15="http://schemas.microsoft.com/office/word/2012/wordml" xmlns:w16cei="http://schemas.microsoft.com/office/word/2026/wordml/cei" xmlns:w16cex="http://schemas.microsoft.com/office/word/2018/wordml/cex" xmlns:w16cid="http://schemas.microsoft.com/office/word/2016/wordml/cid" xmlns:w16="http://schemas.microsoft.com/office/word/2018/wordml" xmlns:w16du="http://schemas.microsoft.com/office/word/2023/wordml/word16du" xmlns:w16sdtdh="http://schemas.microsoft.com/office/word/2020/wordml/sdtdatahash" xmlns:w16sdtfl="http://schemas.microsoft.com/office/word/2024/wordml/sdtformatlock" xmlns:w16se="http://schemas.microsoft.com/office/word/2015/wordml/symex" xmlns:wpg="http://schemas.microsoft.com/office/word/2010/wordprocessingGroup" xmlns:wpi="http://schemas.microsoft.com/office/word/2010/wordprocessingInk" xmlns:wne="http://schemas.microsoft.com/office/word/2006/wordml" xmlns:wps="http://schemas.microsoft.com/office/word/2010/wordprocessingShape" mc:Ignorable="w14 w15 w16se w16cid w16 w16cex w16sdtdh w16sdtfl w16du wp14">
+<w:footnotes xmlns:wpc="http://schemas.microsoft.com/office/word/2010/wordprocessingCanvas" xmlns:cx="http://schemas.microsoft.com/office/drawing/2014/chartex" xmlns:cx1="http://schemas.microsoft.com/office/drawing/2015/9/8/chartex" xmlns:cx2="http://schemas.microsoft.com/office/drawing/2015/10/21/chartex" xmlns:cx3="http://schemas.microsoft.com/office/drawing/2016/5/9/chartex" xmlns:cx4="http://schemas.microsoft.com/office/drawing/2016/5/10/chartex" xmlns:cx5="http://schemas.microsoft.com/office/drawing/2016/5/11/chartex" xmlns:cx6="http://schemas.microsoft.com/office/drawing/2016/5/12/chartex" xmlns:cx7="http://schemas.microsoft.com/office/drawing/2016/5/13/chartex" xmlns:cx8="http://schemas.microsoft.com/office/drawing/2016/5/14/chartex" xmlns:mc="http://schemas.openxmlformats.org/markup-compatibility/2006" xmlns:aink="http://schemas.microsoft.com/office/drawing/2016/ink" xmlns:am3d="http://schemas.microsoft.com/office/drawing/2017/model3d" xmlns:o="urn:schemas-microsoft-com:office:office" xmlns:r="http://schemas.openxmlformats.org/officeDocument/2006/relationships" xmlns:m="http://schemas.openxmlformats.org/officeDocument/2006/math" xmlns:v="urn:schemas-microsoft-com:vml" xmlns:wp14="http://schemas.microsoft.com/office/word/2010/wordprocessingDrawing" xmlns:wp="http://schemas.openxmlformats.org/drawingml/2006/wordprocessingDrawing" xmlns:w10="urn:schemas-microsoft-com:office:word" xmlns:w="http://schemas.openxmlformats.org/wordprocessingml/2006/main" xmlns:w14="http://schemas.microsoft.com/office/word/2010/wordml" xmlns:w15="http://schemas.microsoft.com/office/word/2012/wordml" xmlns:w16cex="http://schemas.microsoft.com/office/word/2018/wordml/cex" xmlns:w16cid="http://schemas.microsoft.com/office/word/2016/wordml/cid" xmlns:w16="http://schemas.microsoft.com/office/word/2018/wordml" xmlns:w16sdtdh="http://schemas.microsoft.com/office/word/2020/wordml/sdtdatahash" xmlns:w16se="http://schemas.microsoft.com/office/word/2015/wordml/symex" xmlns:wpg="http://schemas.microsoft.com/office/word/2010/wordprocessingGroup" xmlns:wpi="http://schemas.microsoft.com/office/word/2010/wordprocessingInk" xmlns:wne="http://schemas.microsoft.com/office/word/2006/wordml" xmlns:wps="http://schemas.microsoft.com/office/word/2010/wordprocessingShape" mc:Ignorable="w14 w15 w16se w16cid w16 w16cex w16sdtdh wp14">
   <w:footnote w:type="separator" w:id="-1">
     <w:p>
       <w:pPr>
@@ -611,7 +633,7 @@
 </file>
 
 <file path=word/header1.xml><?xml version="1.0" encoding="utf-8"?>
-<w:hdr xmlns:wpc="http://schemas.microsoft.com/office/word/2010/wordprocessingCanvas" xmlns:cx="http://schemas.microsoft.com/office/drawing/2014/chartex" xmlns:cx1="http://schemas.microsoft.com/office/drawing/2015/9/8/chartex" xmlns:cx2="http://schemas.microsoft.com/office/drawing/2015/10/21/chartex" xmlns:cx3="http://schemas.microsoft.com/office/drawing/2016/5/9/chartex" xmlns:cx4="http://schemas.microsoft.com/office/drawing/2016/5/10/chartex" xmlns:cx5="http://schemas.microsoft.com/office/drawing/2016/5/11/chartex" xmlns:cx6="http://schemas.microsoft.com/office/drawing/2016/5/12/chartex" xmlns:cx7="http://schemas.microsoft.com/office/drawing/2016/5/13/chartex" xmlns:cx8="http://schemas.microsoft.com/office/drawing/2016/5/14/chartex" xmlns:mc="http://schemas.openxmlformats.org/markup-compatibility/2006" xmlns:aink="http://schemas.microsoft.com/office/drawing/2016/ink" xmlns:am3d="http://schemas.microsoft.com/office/drawing/2017/model3d" xmlns:o="urn:schemas-microsoft-com:office:office" xmlns:oel="http://schemas.microsoft.com/office/2019/extlst" xmlns:r="http://schemas.openxmlformats.org/officeDocument/2006/relationships" xmlns:m="http://schemas.openxmlformats.org/officeDocument/2006/math" xmlns:v="urn:schemas-microsoft-com:vml" xmlns:wp14="http://schemas.microsoft.com/office/word/2010/wordprocessingDrawing" xmlns:wp="http://schemas.openxmlformats.org/drawingml/2006/wordprocessingDrawing" xmlns:w10="urn:schemas-microsoft-com:office:word" xmlns:w="http://schemas.openxmlformats.org/wordprocessingml/2006/main" xmlns:w14="http://schemas.microsoft.com/office/word/2010/wordml" xmlns:w15="http://schemas.microsoft.com/office/word/2012/wordml" xmlns:w16cei="http://schemas.microsoft.com/office/word/2026/wordml/cei" xmlns:w16cex="http://schemas.microsoft.com/office/word/2018/wordml/cex" xmlns:w16cid="http://schemas.microsoft.com/office/word/2016/wordml/cid" xmlns:w16="http://schemas.microsoft.com/office/word/2018/wordml" xmlns:w16du="http://schemas.microsoft.com/office/word/2023/wordml/word16du" xmlns:w16sdtdh="http://schemas.microsoft.com/office/word/2020/wordml/sdtdatahash" xmlns:w16sdtfl="http://schemas.microsoft.com/office/word/2024/wordml/sdtformatlock" xmlns:w16se="http://schemas.microsoft.com/office/word/2015/wordml/symex" xmlns:wpg="http://schemas.microsoft.com/office/word/2010/wordprocessingGroup" xmlns:wpi="http://schemas.microsoft.com/office/word/2010/wordprocessingInk" xmlns:wne="http://schemas.microsoft.com/office/word/2006/wordml" xmlns:wps="http://schemas.microsoft.com/office/word/2010/wordprocessingShape" mc:Ignorable="w14 w15 w16se w16cid w16 w16cex w16sdtdh w16sdtfl w16du wp14">
+<w:hdr xmlns:wpc="http://schemas.microsoft.com/office/word/2010/wordprocessingCanvas" xmlns:cx="http://schemas.microsoft.com/office/drawing/2014/chartex" xmlns:cx1="http://schemas.microsoft.com/office/drawing/2015/9/8/chartex" xmlns:cx2="http://schemas.microsoft.com/office/drawing/2015/10/21/chartex" xmlns:cx3="http://schemas.microsoft.com/office/drawing/2016/5/9/chartex" xmlns:cx4="http://schemas.microsoft.com/office/drawing/2016/5/10/chartex" xmlns:cx5="http://schemas.microsoft.com/office/drawing/2016/5/11/chartex" xmlns:cx6="http://schemas.microsoft.com/office/drawing/2016/5/12/chartex" xmlns:cx7="http://schemas.microsoft.com/office/drawing/2016/5/13/chartex" xmlns:cx8="http://schemas.microsoft.com/office/drawing/2016/5/14/chartex" xmlns:mc="http://schemas.openxmlformats.org/markup-compatibility/2006" xmlns:aink="http://schemas.microsoft.com/office/drawing/2016/ink" xmlns:am3d="http://schemas.microsoft.com/office/drawing/2017/model3d" xmlns:o="urn:schemas-microsoft-com:office:office" xmlns:r="http://schemas.openxmlformats.org/officeDocument/2006/relationships" xmlns:m="http://schemas.openxmlformats.org/officeDocument/2006/math" xmlns:v="urn:schemas-microsoft-com:vml" xmlns:wp14="http://schemas.microsoft.com/office/word/2010/wordprocessingDrawing" xmlns:wp="http://schemas.openxmlformats.org/drawingml/2006/wordprocessingDrawing" xmlns:w10="urn:schemas-microsoft-com:office:word" xmlns:w="http://schemas.openxmlformats.org/wordprocessingml/2006/main" xmlns:w14="http://schemas.microsoft.com/office/word/2010/wordml" xmlns:w15="http://schemas.microsoft.com/office/word/2012/wordml" xmlns:w16cex="http://schemas.microsoft.com/office/word/2018/wordml/cex" xmlns:w16cid="http://schemas.microsoft.com/office/word/2016/wordml/cid" xmlns:w16="http://schemas.microsoft.com/office/word/2018/wordml" xmlns:w16sdtdh="http://schemas.microsoft.com/office/word/2020/wordml/sdtdatahash" xmlns:w16se="http://schemas.microsoft.com/office/word/2015/wordml/symex" xmlns:wpg="http://schemas.microsoft.com/office/word/2010/wordprocessingGroup" xmlns:wpi="http://schemas.microsoft.com/office/word/2010/wordprocessingInk" xmlns:wne="http://schemas.microsoft.com/office/word/2006/wordml" xmlns:wps="http://schemas.microsoft.com/office/word/2010/wordprocessingShape" mc:Ignorable="w14 w15 w16se w16cid w16 w16cex w16sdtdh wp14">
   <w:p>
     <w:pPr>
       <w:pStyle w:val="Header"/>
@@ -851,7 +873,7 @@
             </wp:anchor>
           </w:drawing>
         </mc:Choice>
-        <mc:Fallback>
+        <mc:Fallback xmlns:w16sdtfl="http://schemas.microsoft.com/office/word/2024/wordml/sdtformatlock" xmlns:w16du="http://schemas.microsoft.com/office/word/2023/wordml/word16du" xmlns:w16cei="http://schemas.microsoft.com/office/word/2026/wordml/cei" xmlns:oel="http://schemas.microsoft.com/office/2019/extlst">
           <w:pict>
             <v:line w14:anchorId="4440A595" id="Straight Connector 15" o:spid="_x0000_s1026" style="position:absolute;flip:x;z-index:251660288;visibility:visible;mso-wrap-style:square;mso-wrap-distance-left:9pt;mso-wrap-distance-top:0;mso-wrap-distance-right:9pt;mso-wrap-distance-bottom:0;mso-position-horizontal:absolute;mso-position-horizontal-relative:text;mso-position-vertical:absolute;mso-position-vertical-relative:text" from="248.25pt,23.95pt" to="451.5pt,23.95pt" o:gfxdata="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" strokecolor="#f7931e"/>
           </w:pict>
@@ -884,7 +906,7 @@
 </file>
 
 <file path=word/numbering.xml><?xml version="1.0" encoding="utf-8"?>
-<w:numbering xmlns:wpc="http://schemas.microsoft.com/office/word/2010/wordprocessingCanvas" xmlns:cx="http://schemas.microsoft.com/office/drawing/2014/chartex" xmlns:cx1="http://schemas.microsoft.com/office/drawing/2015/9/8/chartex" xmlns:cx2="http://schemas.microsoft.com/office/drawing/2015/10/21/chartex" xmlns:cx3="http://schemas.microsoft.com/office/drawing/2016/5/9/chartex" xmlns:cx4="http://schemas.microsoft.com/office/drawing/2016/5/10/chartex" xmlns:cx5="http://schemas.microsoft.com/office/drawing/2016/5/11/chartex" xmlns:cx6="http://schemas.microsoft.com/office/drawing/2016/5/12/chartex" xmlns:cx7="http://schemas.microsoft.com/office/drawing/2016/5/13/chartex" xmlns:cx8="http://schemas.microsoft.com/office/drawing/2016/5/14/chartex" xmlns:mc="http://schemas.openxmlformats.org/markup-compatibility/2006" xmlns:aink="http://schemas.microsoft.com/office/drawing/2016/ink" xmlns:am3d="http://schemas.microsoft.com/office/drawing/2017/model3d" xmlns:o="urn:schemas-microsoft-com:office:office" xmlns:oel="http://schemas.microsoft.com/office/2019/extlst" xmlns:r="http://schemas.openxmlformats.org/officeDocument/2006/relationships" xmlns:m="http://schemas.openxmlformats.org/officeDocument/2006/math" xmlns:v="urn:schemas-microsoft-com:vml" xmlns:wp14="http://schemas.microsoft.com/office/word/2010/wordprocessingDrawing" xmlns:wp="http://schemas.openxmlformats.org/drawingml/2006/wordprocessingDrawing" xmlns:w10="urn:schemas-microsoft-com:office:word" xmlns:w="http://schemas.openxmlformats.org/wordprocessingml/2006/main" xmlns:w14="http://schemas.microsoft.com/office/word/2010/wordml" xmlns:w15="http://schemas.microsoft.com/office/word/2012/wordml" xmlns:w16cei="http://schemas.microsoft.com/office/word/2026/wordml/cei" xmlns:w16cex="http://schemas.microsoft.com/office/word/2018/wordml/cex" xmlns:w16cid="http://schemas.microsoft.com/office/word/2016/wordml/cid" xmlns:w16="http://schemas.microsoft.com/office/word/2018/wordml" xmlns:w16du="http://schemas.microsoft.com/office/word/2023/wordml/word16du" xmlns:w16sdtdh="http://schemas.microsoft.com/office/word/2020/wordml/sdtdatahash" xmlns:w16sdtfl="http://schemas.microsoft.com/office/word/2024/wordml/sdtformatlock" xmlns:w16se="http://schemas.microsoft.com/office/word/2015/wordml/symex" xmlns:wpg="http://schemas.microsoft.com/office/word/2010/wordprocessingGroup" xmlns:wpi="http://schemas.microsoft.com/office/word/2010/wordprocessingInk" xmlns:wne="http://schemas.microsoft.com/office/word/2006/wordml" xmlns:wps="http://schemas.microsoft.com/office/word/2010/wordprocessingShape" mc:Ignorable="w14 w15 w16se w16cid w16 w16cex w16sdtdh w16sdtfl w16du wp14">
+<w:numbering xmlns:wpc="http://schemas.microsoft.com/office/word/2010/wordprocessingCanvas" xmlns:cx="http://schemas.microsoft.com/office/drawing/2014/chartex" xmlns:cx1="http://schemas.microsoft.com/office/drawing/2015/9/8/chartex" xmlns:cx2="http://schemas.microsoft.com/office/drawing/2015/10/21/chartex" xmlns:cx3="http://schemas.microsoft.com/office/drawing/2016/5/9/chartex" xmlns:cx4="http://schemas.microsoft.com/office/drawing/2016/5/10/chartex" xmlns:cx5="http://schemas.microsoft.com/office/drawing/2016/5/11/chartex" xmlns:cx6="http://schemas.microsoft.com/office/drawing/2016/5/12/chartex" xmlns:cx7="http://schemas.microsoft.com/office/drawing/2016/5/13/chartex" xmlns:cx8="http://schemas.microsoft.com/office/drawing/2016/5/14/chartex" xmlns:mc="http://schemas.openxmlformats.org/markup-compatibility/2006" xmlns:aink="http://schemas.microsoft.com/office/drawing/2016/ink" xmlns:am3d="http://schemas.microsoft.com/office/drawing/2017/model3d" xmlns:o="urn:schemas-microsoft-com:office:office" xmlns:r="http://schemas.openxmlformats.org/officeDocument/2006/relationships" xmlns:m="http://schemas.openxmlformats.org/officeDocument/2006/math" xmlns:v="urn:schemas-microsoft-com:vml" xmlns:wp14="http://schemas.microsoft.com/office/word/2010/wordprocessingDrawing" xmlns:wp="http://schemas.openxmlformats.org/drawingml/2006/wordprocessingDrawing" xmlns:w10="urn:schemas-microsoft-com:office:word" xmlns:w="http://schemas.openxmlformats.org/wordprocessingml/2006/main" xmlns:w14="http://schemas.microsoft.com/office/word/2010/wordml" xmlns:w15="http://schemas.microsoft.com/office/word/2012/wordml" xmlns:w16cex="http://schemas.microsoft.com/office/word/2018/wordml/cex" xmlns:w16cid="http://schemas.microsoft.com/office/word/2016/wordml/cid" xmlns:w16="http://schemas.microsoft.com/office/word/2018/wordml" xmlns:w16sdtdh="http://schemas.microsoft.com/office/word/2020/wordml/sdtdatahash" xmlns:w16se="http://schemas.microsoft.com/office/word/2015/wordml/symex" xmlns:wpg="http://schemas.microsoft.com/office/word/2010/wordprocessingGroup" xmlns:wpi="http://schemas.microsoft.com/office/word/2010/wordprocessingInk" xmlns:wne="http://schemas.microsoft.com/office/word/2006/wordml" xmlns:wps="http://schemas.microsoft.com/office/word/2010/wordprocessingShape" mc:Ignorable="w14 w15 w16se w16cid w16 w16cex w16sdtdh wp14">
   <w:abstractNum w:abstractNumId="0" w15:restartNumberingAfterBreak="0">
     <w:nsid w:val="FFFFFF7C"/>
     <w:multiLevelType w:val="singleLevel"/>
@@ -1056,38 +1078,38 @@
       </w:rPr>
     </w:lvl>
   </w:abstractNum>
-  <w:num w:numId="1" w16cid:durableId="604969114">
+  <w:num w:numId="1">
     <w:abstractNumId w:val="8"/>
   </w:num>
-  <w:num w:numId="2" w16cid:durableId="1326086806">
+  <w:num w:numId="2">
     <w:abstractNumId w:val="6"/>
   </w:num>
-  <w:num w:numId="3" w16cid:durableId="347217341">
+  <w:num w:numId="3">
     <w:abstractNumId w:val="5"/>
   </w:num>
-  <w:num w:numId="4" w16cid:durableId="1567299169">
+  <w:num w:numId="4">
     <w:abstractNumId w:val="4"/>
   </w:num>
-  <w:num w:numId="5" w16cid:durableId="119809287">
+  <w:num w:numId="5">
     <w:abstractNumId w:val="7"/>
   </w:num>
-  <w:num w:numId="6" w16cid:durableId="1297757518">
+  <w:num w:numId="6">
     <w:abstractNumId w:val="3"/>
   </w:num>
-  <w:num w:numId="7" w16cid:durableId="1809278231">
+  <w:num w:numId="7">
     <w:abstractNumId w:val="2"/>
   </w:num>
-  <w:num w:numId="8" w16cid:durableId="2099591583">
+  <w:num w:numId="8">
     <w:abstractNumId w:val="1"/>
   </w:num>
-  <w:num w:numId="9" w16cid:durableId="1581940502">
+  <w:num w:numId="9">
     <w:abstractNumId w:val="0"/>
   </w:num>
 </w:numbering>
 </file>
 
 <file path=word/styles.xml><?xml version="1.0" encoding="utf-8"?>
-<w:styles xmlns:mc="http://schemas.openxmlformats.org/markup-compatibility/2006" xmlns:r="http://schemas.openxmlformats.org/officeDocument/2006/relationships" xmlns:w="http://schemas.openxmlformats.org/wordprocessingml/2006/main" xmlns:w14="http://schemas.microsoft.com/office/word/2010/wordml" xmlns:w15="http://schemas.microsoft.com/office/word/2012/wordml" xmlns:w16cex="http://schemas.microsoft.com/office/word/2018/wordml/cex" xmlns:w16cid="http://schemas.microsoft.com/office/word/2016/wordml/cid" xmlns:w16="http://schemas.microsoft.com/office/word/2018/wordml" xmlns:w16du="http://schemas.microsoft.com/office/word/2023/wordml/word16du" xmlns:w16sdtdh="http://schemas.microsoft.com/office/word/2020/wordml/sdtdatahash" xmlns:w16sdtfl="http://schemas.microsoft.com/office/word/2024/wordml/sdtformatlock" xmlns:w16se="http://schemas.microsoft.com/office/word/2015/wordml/symex" mc:Ignorable="w14 w15 w16se w16cid w16 w16cex w16sdtdh w16sdtfl w16du">
+<w:styles xmlns:mc="http://schemas.openxmlformats.org/markup-compatibility/2006" xmlns:r="http://schemas.openxmlformats.org/officeDocument/2006/relationships" xmlns:w="http://schemas.openxmlformats.org/wordprocessingml/2006/main" xmlns:w14="http://schemas.microsoft.com/office/word/2010/wordml" xmlns:w15="http://schemas.microsoft.com/office/word/2012/wordml" xmlns:w16cex="http://schemas.microsoft.com/office/word/2018/wordml/cex" xmlns:w16cid="http://schemas.microsoft.com/office/word/2016/wordml/cid" xmlns:w16="http://schemas.microsoft.com/office/word/2018/wordml" xmlns:w16sdtdh="http://schemas.microsoft.com/office/word/2020/wordml/sdtdatahash" xmlns:w16se="http://schemas.microsoft.com/office/word/2015/wordml/symex" mc:Ignorable="w14 w15 w16se w16cid w16 w16cex w16sdtdh">
   <w:docDefaults>
     <w:rPrDefault>
       <w:rPr>
